--- a/docs/synthesis-methods-note.docx
+++ b/docs/synthesis-methods-note.docx
@@ -95,7 +95,7 @@
           <w:rFonts w:ascii="Calibri" w:hAnsi="Calibri"/>
           <w:sz w:val="22"/>
         </w:rPr>
-        <w:t>Against the D3 ground truth, MA African-cohort classification achieved 35% sensitivity (95% CI 15-60%) and 71% specificity (95% CI 44-94%). The confusion matrix was: TP=13, FP=5, FN=24, TN=12. 65% of actually-African LA-PrEP trials (24/37 MA-trial pairs) were cited but not classified as African across any of the three Layer-M layers. Cost-effectiveness MAs (2/20) contributed 5 false negatives through citation-by-number rather than narrative trial-naming. Pre-IRR working numbers; final values pending kappa &gt;= 0.80 dual-rater audit (Task 20).</w:t>
+        <w:t>Against the D3 ground truth, MA African-cohort classification achieved 35% sensitivity (95% CI 15-60%) and 71% specificity (95% CI 44-94%). The confusion matrix was: TP=13, FP=5, FN=24, TN=12. 65% of actually-African LA-PrEP trials (24/37 MA-trial pairs) were cited but not classified as African across any of the three Layer-M layers. The pre-specified D2 sensitivity sweep (&gt;=50% sites African) produced an identical confusion matrix to D3, confirming the result is invariant across reasonable site-share vs enrolment-share thresholds; D1 (&gt;=1 African site) was non-discriminating because every fixture has at least one African site (TN=0). Cost-effectiveness MAs (2/20) contributed 5 false negatives through citation-by-number rather than narrative trial-naming. Pre-IRR working numbers; final values pending kappa &gt;= 0.80 dual-rater audit (Task 20).</w:t>
       </w:r>
     </w:p>
     <w:p>
